--- a/Análisis de gestion_licitaciones_seguros.docx
+++ b/Análisis de gestion_licitaciones_seguros.docx
@@ -135,16 +135,15 @@
           <w:lang w:val="es-AR"/>
         </w:rPr>
         <w:tab/>
-        <w:t>id_licitacio</w:t>
-      </w:r>
-      <w:bookmarkStart w:id="0" w:name="_GoBack"/>
-      <w:bookmarkEnd w:id="0"/>
-      <w:r>
-        <w:rPr>
-          <w:lang w:val="es-AR"/>
-        </w:rPr>
-        <w:t>n</w:t>
-      </w:r>
+      </w:r>
+      <w:proofErr w:type="spellStart"/>
+      <w:r>
+        <w:rPr>
+          <w:lang w:val="es-AR"/>
+        </w:rPr>
+        <w:t>id_licitacion</w:t>
+      </w:r>
+      <w:proofErr w:type="spellEnd"/>
       <w:r>
         <w:rPr>
           <w:lang w:val="es-AR"/>
@@ -1463,6 +1462,14 @@
           <w:lang w:val="es-AR"/>
         </w:rPr>
       </w:pPr>
+      <w:r>
+        <w:rPr>
+          <w:lang w:val="es-AR"/>
+        </w:rPr>
+        <w:t>Orden de compra pueden ser varios números.</w:t>
+      </w:r>
+      <w:bookmarkStart w:id="0" w:name="_GoBack"/>
+      <w:bookmarkEnd w:id="0"/>
     </w:p>
     <w:p>
       <w:pPr>
@@ -1508,7 +1515,6 @@
         <w:rPr>
           <w:lang w:val="es-AR"/>
         </w:rPr>
-        <w:lastRenderedPageBreak/>
         <w:t>(Contestado</w:t>
       </w:r>
       <w:r>
@@ -1796,7 +1802,6 @@
         <w:rPr>
           <w:lang w:val="es-AR"/>
         </w:rPr>
-        <w:lastRenderedPageBreak/>
         <w:t>(Contestado</w:t>
       </w:r>
       <w:r>
@@ -1993,7 +1998,6 @@
         <w:rPr>
           <w:lang w:val="es-AR"/>
         </w:rPr>
-        <w:lastRenderedPageBreak/>
         <w:t>(Contestado</w:t>
       </w:r>
       <w:r>

--- a/Análisis de gestion_licitaciones_seguros.docx
+++ b/Análisis de gestion_licitaciones_seguros.docx
@@ -1468,6 +1468,159 @@
         </w:rPr>
         <w:t>Orden de compra pueden ser varios números.</w:t>
       </w:r>
+    </w:p>
+    <w:p>
+      <w:pPr>
+        <w:rPr>
+          <w:lang w:val="es-AR"/>
+        </w:rPr>
+      </w:pPr>
+    </w:p>
+    <w:p>
+      <w:pPr>
+        <w:rPr>
+          <w:lang w:val="es-AR"/>
+        </w:rPr>
+      </w:pPr>
+      <w:r>
+        <w:rPr>
+          <w:lang w:val="es-AR"/>
+        </w:rPr>
+        <w:tab/>
+      </w:r>
+    </w:p>
+    <w:p>
+      <w:pPr>
+        <w:rPr>
+          <w:lang w:val="es-AR"/>
+        </w:rPr>
+      </w:pPr>
+      <w:r>
+        <w:rPr>
+          <w:lang w:val="es-AR"/>
+        </w:rPr>
+        <w:br w:type="page"/>
+      </w:r>
+    </w:p>
+    <w:p>
+      <w:pPr>
+        <w:jc w:val="center"/>
+        <w:rPr>
+          <w:lang w:val="es-AR"/>
+        </w:rPr>
+      </w:pPr>
+      <w:r>
+        <w:rPr>
+          <w:lang w:val="es-AR"/>
+        </w:rPr>
+        <w:t>(Contestado</w:t>
+      </w:r>
+      <w:r>
+        <w:rPr>
+          <w:lang w:val="es-AR"/>
+        </w:rPr>
+        <w:tab/>
+      </w:r>
+      <w:r>
+        <w:rPr>
+          <w:sz w:val="24"/>
+          <w:lang w:val="es-AR"/>
+        </w:rPr>
+        <w:t>Aprobado</w:t>
+      </w:r>
+      <w:r>
+        <w:rPr>
+          <w:lang w:val="es-AR"/>
+        </w:rPr>
+        <w:tab/>
+      </w:r>
+      <w:r>
+        <w:rPr>
+          <w:b/>
+          <w:sz w:val="28"/>
+          <w:lang w:val="es-AR"/>
+        </w:rPr>
+        <w:t>En Preparación</w:t>
+      </w:r>
+      <w:r>
+        <w:rPr>
+          <w:lang w:val="es-AR"/>
+        </w:rPr>
+        <w:tab/>
+        <w:t>Listo para enviar</w:t>
+      </w:r>
+      <w:r>
+        <w:rPr>
+          <w:lang w:val="es-AR"/>
+        </w:rPr>
+        <w:tab/>
+        <w:t>Enviado)</w:t>
+      </w:r>
+    </w:p>
+    <w:p>
+      <w:pPr>
+        <w:rPr>
+          <w:lang w:val="es-AR"/>
+        </w:rPr>
+      </w:pPr>
+    </w:p>
+    <w:p>
+      <w:pPr>
+        <w:rPr>
+          <w:lang w:val="es-AR"/>
+        </w:rPr>
+      </w:pPr>
+      <w:r>
+        <w:rPr>
+          <w:lang w:val="es-AR"/>
+        </w:rPr>
+        <w:tab/>
+      </w:r>
+      <w:proofErr w:type="spellStart"/>
+      <w:r>
+        <w:rPr>
+          <w:lang w:val="es-AR"/>
+        </w:rPr>
+        <w:t>f</w:t>
+      </w:r>
+      <w:r>
+        <w:rPr>
+          <w:lang w:val="es-AR"/>
+        </w:rPr>
+        <w:t>echa</w:t>
+      </w:r>
+      <w:r>
+        <w:rPr>
+          <w:lang w:val="es-AR"/>
+        </w:rPr>
+        <w:t>_preparacio</w:t>
+      </w:r>
+      <w:r>
+        <w:rPr>
+          <w:lang w:val="es-AR"/>
+        </w:rPr>
+        <w:t>n</w:t>
+      </w:r>
+      <w:proofErr w:type="spellEnd"/>
+      <w:r>
+        <w:rPr>
+          <w:lang w:val="es-AR"/>
+        </w:rPr>
+        <w:tab/>
+      </w:r>
+      <w:r>
+        <w:rPr>
+          <w:lang w:val="es-AR"/>
+        </w:rPr>
+        <w:tab/>
+      </w:r>
+      <w:r>
+        <w:rPr>
+          <w:lang w:val="es-AR"/>
+        </w:rPr>
+        <w:tab/>
+        <w:t>date</w:t>
+      </w:r>
       <w:bookmarkStart w:id="0" w:name="_GoBack"/>
       <w:bookmarkEnd w:id="0"/>
     </w:p>
@@ -1477,19 +1630,193 @@
           <w:lang w:val="es-AR"/>
         </w:rPr>
       </w:pPr>
-    </w:p>
-    <w:p>
-      <w:pPr>
-        <w:rPr>
-          <w:lang w:val="es-AR"/>
-        </w:rPr>
-      </w:pPr>
-      <w:r>
-        <w:rPr>
-          <w:lang w:val="es-AR"/>
-        </w:rPr>
-        <w:tab/>
-      </w:r>
+      <w:r>
+        <w:rPr>
+          <w:lang w:val="es-AR"/>
+        </w:rPr>
+        <w:tab/>
+      </w:r>
+      <w:proofErr w:type="spellStart"/>
+      <w:r>
+        <w:rPr>
+          <w:lang w:val="es-AR"/>
+        </w:rPr>
+        <w:t>fecha_entrega</w:t>
+      </w:r>
+      <w:proofErr w:type="spellEnd"/>
+      <w:r>
+        <w:rPr>
+          <w:lang w:val="es-AR"/>
+        </w:rPr>
+        <w:tab/>
+      </w:r>
+      <w:r>
+        <w:rPr>
+          <w:lang w:val="es-AR"/>
+        </w:rPr>
+        <w:tab/>
+      </w:r>
+      <w:r>
+        <w:rPr>
+          <w:lang w:val="es-AR"/>
+        </w:rPr>
+        <w:tab/>
+        <w:t>date</w:t>
+      </w:r>
+    </w:p>
+    <w:p>
+      <w:pPr>
+        <w:ind w:firstLine="720"/>
+        <w:rPr>
+          <w:lang w:val="es-AR"/>
+        </w:rPr>
+      </w:pPr>
+      <w:proofErr w:type="spellStart"/>
+      <w:r>
+        <w:rPr>
+          <w:lang w:val="es-AR"/>
+        </w:rPr>
+        <w:t>comentarios</w:t>
+      </w:r>
+      <w:r>
+        <w:rPr>
+          <w:lang w:val="es-AR"/>
+        </w:rPr>
+        <w:t>_preparacion</w:t>
+      </w:r>
+      <w:proofErr w:type="spellEnd"/>
+      <w:r>
+        <w:rPr>
+          <w:lang w:val="es-AR"/>
+        </w:rPr>
+        <w:tab/>
+      </w:r>
+      <w:r>
+        <w:rPr>
+          <w:lang w:val="es-AR"/>
+        </w:rPr>
+        <w:tab/>
+      </w:r>
+      <w:proofErr w:type="spellStart"/>
+      <w:r>
+        <w:rPr>
+          <w:lang w:val="es-AR"/>
+        </w:rPr>
+        <w:t>varchar</w:t>
+      </w:r>
+      <w:proofErr w:type="spellEnd"/>
+    </w:p>
+    <w:p>
+      <w:pPr>
+        <w:rPr>
+          <w:lang w:val="es-AR"/>
+        </w:rPr>
+      </w:pPr>
+      <w:r>
+        <w:rPr>
+          <w:lang w:val="es-AR"/>
+        </w:rPr>
+        <w:tab/>
+      </w:r>
+      <w:proofErr w:type="spellStart"/>
+      <w:r>
+        <w:rPr>
+          <w:lang w:val="es-AR"/>
+        </w:rPr>
+        <w:t>num_nota_pedido</w:t>
+      </w:r>
+      <w:proofErr w:type="spellEnd"/>
+      <w:r>
+        <w:rPr>
+          <w:lang w:val="es-AR"/>
+        </w:rPr>
+        <w:tab/>
+      </w:r>
+      <w:r>
+        <w:rPr>
+          <w:lang w:val="es-AR"/>
+        </w:rPr>
+        <w:tab/>
+      </w:r>
+      <w:r>
+        <w:rPr>
+          <w:lang w:val="es-AR"/>
+        </w:rPr>
+        <w:tab/>
+      </w:r>
+      <w:proofErr w:type="spellStart"/>
+      <w:r>
+        <w:rPr>
+          <w:lang w:val="es-AR"/>
+        </w:rPr>
+        <w:t>int</w:t>
+      </w:r>
+      <w:proofErr w:type="spellEnd"/>
+    </w:p>
+    <w:p>
+      <w:pPr>
+        <w:rPr>
+          <w:lang w:val="es-AR"/>
+        </w:rPr>
+      </w:pPr>
+      <w:r>
+        <w:rPr>
+          <w:lang w:val="es-AR"/>
+        </w:rPr>
+        <w:tab/>
+      </w:r>
+    </w:p>
+    <w:p>
+      <w:pPr>
+        <w:rPr>
+          <w:lang w:val="es-AR"/>
+        </w:rPr>
+      </w:pPr>
+      <w:r>
+        <w:rPr>
+          <w:lang w:val="es-AR"/>
+        </w:rPr>
+        <w:tab/>
+      </w:r>
+      <w:r>
+        <w:rPr>
+          <w:lang w:val="es-AR"/>
+        </w:rPr>
+        <w:t xml:space="preserve">Una vez aprobado, se cambia el status manualmente a </w:t>
+      </w:r>
+      <w:r>
+        <w:rPr>
+          <w:b/>
+          <w:lang w:val="es-AR"/>
+        </w:rPr>
+        <w:t>En Preparación</w:t>
+      </w:r>
+      <w:r>
+        <w:rPr>
+          <w:b/>
+          <w:lang w:val="es-AR"/>
+        </w:rPr>
+        <w:t xml:space="preserve"> </w:t>
+      </w:r>
+      <w:r>
+        <w:rPr>
+          <w:lang w:val="es-AR"/>
+        </w:rPr>
+        <w:t>cuando se col</w:t>
+      </w:r>
+      <w:r>
+        <w:rPr>
+          <w:lang w:val="es-AR"/>
+        </w:rPr>
+        <w:t>oca la fecha</w:t>
+      </w:r>
+    </w:p>
+    <w:p>
+      <w:pPr>
+        <w:rPr>
+          <w:lang w:val="es-AR"/>
+        </w:rPr>
+      </w:pPr>
     </w:p>
     <w:p>
       <w:pPr>
@@ -1529,6 +1856,19 @@
           <w:lang w:val="es-AR"/>
         </w:rPr>
         <w:t>Aprobado</w:t>
+      </w:r>
+      <w:r>
+        <w:rPr>
+          <w:lang w:val="es-AR"/>
+        </w:rPr>
+        <w:tab/>
+      </w:r>
+      <w:r>
+        <w:rPr>
+          <w:sz w:val="24"/>
+          <w:lang w:val="es-AR"/>
+        </w:rPr>
+        <w:t>En Preparación</w:t>
       </w:r>
       <w:r>
         <w:rPr>
@@ -1542,6 +1882,188 @@
           <w:sz w:val="28"/>
           <w:lang w:val="es-AR"/>
         </w:rPr>
+        <w:t>Listo para enviar</w:t>
+      </w:r>
+      <w:r>
+        <w:rPr>
+          <w:lang w:val="es-AR"/>
+        </w:rPr>
+        <w:tab/>
+        <w:t>Enviado)</w:t>
+      </w:r>
+    </w:p>
+    <w:p>
+      <w:pPr>
+        <w:rPr>
+          <w:lang w:val="es-AR"/>
+        </w:rPr>
+      </w:pPr>
+    </w:p>
+    <w:p>
+      <w:pPr>
+        <w:rPr>
+          <w:lang w:val="es-AR"/>
+        </w:rPr>
+      </w:pPr>
+      <w:r>
+        <w:rPr>
+          <w:lang w:val="es-AR"/>
+        </w:rPr>
+        <w:tab/>
+      </w:r>
+      <w:proofErr w:type="spellStart"/>
+      <w:r>
+        <w:rPr>
+          <w:lang w:val="es-AR"/>
+        </w:rPr>
+        <w:t>Fecha</w:t>
+      </w:r>
+      <w:r>
+        <w:rPr>
+          <w:lang w:val="es-AR"/>
+        </w:rPr>
+        <w:t>_listo_enviar</w:t>
+      </w:r>
+      <w:proofErr w:type="spellEnd"/>
+      <w:r>
+        <w:rPr>
+          <w:lang w:val="es-AR"/>
+        </w:rPr>
+        <w:tab/>
+      </w:r>
+      <w:r>
+        <w:rPr>
+          <w:lang w:val="es-AR"/>
+        </w:rPr>
+        <w:tab/>
+        <w:t>date</w:t>
+      </w:r>
+    </w:p>
+    <w:p>
+      <w:pPr>
+        <w:rPr>
+          <w:lang w:val="es-AR"/>
+        </w:rPr>
+      </w:pPr>
+      <w:r>
+        <w:rPr>
+          <w:lang w:val="es-AR"/>
+        </w:rPr>
+        <w:tab/>
+      </w:r>
+      <w:proofErr w:type="spellStart"/>
+      <w:r>
+        <w:rPr>
+          <w:lang w:val="es-AR"/>
+        </w:rPr>
+        <w:t>Comentarios</w:t>
+      </w:r>
+      <w:r>
+        <w:rPr>
+          <w:lang w:val="es-AR"/>
+        </w:rPr>
+        <w:t>_listo_enviar</w:t>
+      </w:r>
+      <w:proofErr w:type="spellEnd"/>
+      <w:r>
+        <w:rPr>
+          <w:lang w:val="es-AR"/>
+        </w:rPr>
+        <w:tab/>
+      </w:r>
+      <w:proofErr w:type="spellStart"/>
+      <w:r>
+        <w:rPr>
+          <w:lang w:val="es-AR"/>
+        </w:rPr>
+        <w:t>varchar</w:t>
+      </w:r>
+      <w:proofErr w:type="spellEnd"/>
+    </w:p>
+    <w:p>
+      <w:pPr>
+        <w:rPr>
+          <w:lang w:val="es-AR"/>
+        </w:rPr>
+      </w:pPr>
+      <w:r>
+        <w:rPr>
+          <w:lang w:val="es-AR"/>
+        </w:rPr>
+        <w:tab/>
+      </w:r>
+    </w:p>
+    <w:p>
+      <w:pPr>
+        <w:rPr>
+          <w:lang w:val="es-AR"/>
+        </w:rPr>
+      </w:pPr>
+      <w:r>
+        <w:rPr>
+          <w:lang w:val="es-AR"/>
+        </w:rPr>
+        <w:tab/>
+        <w:t>Se completa la fecha en la que se terminó de preparar el pedido y se puede agregar algún comentario</w:t>
+      </w:r>
+    </w:p>
+    <w:p>
+      <w:pPr>
+        <w:rPr>
+          <w:lang w:val="es-AR"/>
+        </w:rPr>
+      </w:pPr>
+    </w:p>
+    <w:p>
+      <w:pPr>
+        <w:rPr>
+          <w:lang w:val="es-AR"/>
+        </w:rPr>
+      </w:pPr>
+      <w:r>
+        <w:rPr>
+          <w:lang w:val="es-AR"/>
+        </w:rPr>
+        <w:br w:type="page"/>
+      </w:r>
+    </w:p>
+    <w:p>
+      <w:pPr>
+        <w:jc w:val="center"/>
+        <w:rPr>
+          <w:lang w:val="es-AR"/>
+        </w:rPr>
+      </w:pPr>
+      <w:r>
+        <w:rPr>
+          <w:lang w:val="es-AR"/>
+        </w:rPr>
+        <w:t>(Contestado</w:t>
+      </w:r>
+      <w:r>
+        <w:rPr>
+          <w:lang w:val="es-AR"/>
+        </w:rPr>
+        <w:tab/>
+      </w:r>
+      <w:r>
+        <w:rPr>
+          <w:sz w:val="24"/>
+          <w:lang w:val="es-AR"/>
+        </w:rPr>
+        <w:t>Aprobado</w:t>
+      </w:r>
+      <w:r>
+        <w:rPr>
+          <w:lang w:val="es-AR"/>
+        </w:rPr>
+        <w:tab/>
+      </w:r>
+      <w:r>
+        <w:rPr>
+          <w:sz w:val="24"/>
+          <w:lang w:val="es-AR"/>
+        </w:rPr>
         <w:t>En Preparación</w:t>
       </w:r>
       <w:r>
@@ -1549,286 +2071,13 @@
           <w:lang w:val="es-AR"/>
         </w:rPr>
         <w:tab/>
+      </w:r>
+      <w:r>
+        <w:rPr>
+          <w:sz w:val="24"/>
+          <w:lang w:val="es-AR"/>
+        </w:rPr>
         <w:t>Listo para enviar</w:t>
-      </w:r>
-      <w:r>
-        <w:rPr>
-          <w:lang w:val="es-AR"/>
-        </w:rPr>
-        <w:tab/>
-        <w:t>Enviado)</w:t>
-      </w:r>
-    </w:p>
-    <w:p>
-      <w:pPr>
-        <w:rPr>
-          <w:lang w:val="es-AR"/>
-        </w:rPr>
-      </w:pPr>
-    </w:p>
-    <w:p>
-      <w:pPr>
-        <w:rPr>
-          <w:lang w:val="es-AR"/>
-        </w:rPr>
-      </w:pPr>
-      <w:r>
-        <w:rPr>
-          <w:lang w:val="es-AR"/>
-        </w:rPr>
-        <w:tab/>
-      </w:r>
-      <w:proofErr w:type="spellStart"/>
-      <w:r>
-        <w:rPr>
-          <w:lang w:val="es-AR"/>
-        </w:rPr>
-        <w:t>f</w:t>
-      </w:r>
-      <w:r>
-        <w:rPr>
-          <w:lang w:val="es-AR"/>
-        </w:rPr>
-        <w:t>echa</w:t>
-      </w:r>
-      <w:r>
-        <w:rPr>
-          <w:lang w:val="es-AR"/>
-        </w:rPr>
-        <w:t>_preparacio</w:t>
-      </w:r>
-      <w:r>
-        <w:rPr>
-          <w:lang w:val="es-AR"/>
-        </w:rPr>
-        <w:t>n</w:t>
-      </w:r>
-      <w:proofErr w:type="spellEnd"/>
-      <w:r>
-        <w:rPr>
-          <w:lang w:val="es-AR"/>
-        </w:rPr>
-        <w:tab/>
-      </w:r>
-      <w:r>
-        <w:rPr>
-          <w:lang w:val="es-AR"/>
-        </w:rPr>
-        <w:tab/>
-      </w:r>
-      <w:r>
-        <w:rPr>
-          <w:lang w:val="es-AR"/>
-        </w:rPr>
-        <w:tab/>
-        <w:t>date</w:t>
-      </w:r>
-    </w:p>
-    <w:p>
-      <w:pPr>
-        <w:ind w:firstLine="720"/>
-        <w:rPr>
-          <w:lang w:val="es-AR"/>
-        </w:rPr>
-      </w:pPr>
-      <w:proofErr w:type="spellStart"/>
-      <w:r>
-        <w:rPr>
-          <w:lang w:val="es-AR"/>
-        </w:rPr>
-        <w:t>comentarios</w:t>
-      </w:r>
-      <w:r>
-        <w:rPr>
-          <w:lang w:val="es-AR"/>
-        </w:rPr>
-        <w:t>_preparacion</w:t>
-      </w:r>
-      <w:proofErr w:type="spellEnd"/>
-      <w:r>
-        <w:rPr>
-          <w:lang w:val="es-AR"/>
-        </w:rPr>
-        <w:tab/>
-      </w:r>
-      <w:r>
-        <w:rPr>
-          <w:lang w:val="es-AR"/>
-        </w:rPr>
-        <w:tab/>
-      </w:r>
-      <w:proofErr w:type="spellStart"/>
-      <w:r>
-        <w:rPr>
-          <w:lang w:val="es-AR"/>
-        </w:rPr>
-        <w:t>varchar</w:t>
-      </w:r>
-      <w:proofErr w:type="spellEnd"/>
-    </w:p>
-    <w:p>
-      <w:pPr>
-        <w:rPr>
-          <w:lang w:val="es-AR"/>
-        </w:rPr>
-      </w:pPr>
-      <w:r>
-        <w:rPr>
-          <w:lang w:val="es-AR"/>
-        </w:rPr>
-        <w:tab/>
-      </w:r>
-      <w:proofErr w:type="spellStart"/>
-      <w:r>
-        <w:rPr>
-          <w:lang w:val="es-AR"/>
-        </w:rPr>
-        <w:t>num_nota_pedido</w:t>
-      </w:r>
-      <w:proofErr w:type="spellEnd"/>
-      <w:r>
-        <w:rPr>
-          <w:lang w:val="es-AR"/>
-        </w:rPr>
-        <w:tab/>
-      </w:r>
-      <w:r>
-        <w:rPr>
-          <w:lang w:val="es-AR"/>
-        </w:rPr>
-        <w:tab/>
-      </w:r>
-      <w:r>
-        <w:rPr>
-          <w:lang w:val="es-AR"/>
-        </w:rPr>
-        <w:tab/>
-      </w:r>
-      <w:proofErr w:type="spellStart"/>
-      <w:r>
-        <w:rPr>
-          <w:lang w:val="es-AR"/>
-        </w:rPr>
-        <w:t>int</w:t>
-      </w:r>
-      <w:proofErr w:type="spellEnd"/>
-    </w:p>
-    <w:p>
-      <w:pPr>
-        <w:rPr>
-          <w:lang w:val="es-AR"/>
-        </w:rPr>
-      </w:pPr>
-      <w:r>
-        <w:rPr>
-          <w:lang w:val="es-AR"/>
-        </w:rPr>
-        <w:tab/>
-      </w:r>
-    </w:p>
-    <w:p>
-      <w:pPr>
-        <w:rPr>
-          <w:lang w:val="es-AR"/>
-        </w:rPr>
-      </w:pPr>
-      <w:r>
-        <w:rPr>
-          <w:lang w:val="es-AR"/>
-        </w:rPr>
-        <w:tab/>
-      </w:r>
-      <w:r>
-        <w:rPr>
-          <w:lang w:val="es-AR"/>
-        </w:rPr>
-        <w:t xml:space="preserve">Una vez aprobado, se cambia el status manualmente a </w:t>
-      </w:r>
-      <w:r>
-        <w:rPr>
-          <w:b/>
-          <w:lang w:val="es-AR"/>
-        </w:rPr>
-        <w:t>En Preparación</w:t>
-      </w:r>
-      <w:r>
-        <w:rPr>
-          <w:b/>
-          <w:lang w:val="es-AR"/>
-        </w:rPr>
-        <w:t xml:space="preserve"> </w:t>
-      </w:r>
-      <w:r>
-        <w:rPr>
-          <w:lang w:val="es-AR"/>
-        </w:rPr>
-        <w:t>cuando se col</w:t>
-      </w:r>
-      <w:r>
-        <w:rPr>
-          <w:lang w:val="es-AR"/>
-        </w:rPr>
-        <w:t>oca la fecha</w:t>
-      </w:r>
-    </w:p>
-    <w:p>
-      <w:pPr>
-        <w:rPr>
-          <w:lang w:val="es-AR"/>
-        </w:rPr>
-      </w:pPr>
-    </w:p>
-    <w:p>
-      <w:pPr>
-        <w:rPr>
-          <w:lang w:val="es-AR"/>
-        </w:rPr>
-      </w:pPr>
-      <w:r>
-        <w:rPr>
-          <w:lang w:val="es-AR"/>
-        </w:rPr>
-        <w:br w:type="page"/>
-      </w:r>
-    </w:p>
-    <w:p>
-      <w:pPr>
-        <w:jc w:val="center"/>
-        <w:rPr>
-          <w:lang w:val="es-AR"/>
-        </w:rPr>
-      </w:pPr>
-      <w:r>
-        <w:rPr>
-          <w:lang w:val="es-AR"/>
-        </w:rPr>
-        <w:t>(Contestado</w:t>
-      </w:r>
-      <w:r>
-        <w:rPr>
-          <w:lang w:val="es-AR"/>
-        </w:rPr>
-        <w:tab/>
-      </w:r>
-      <w:r>
-        <w:rPr>
-          <w:sz w:val="24"/>
-          <w:lang w:val="es-AR"/>
-        </w:rPr>
-        <w:t>Aprobado</w:t>
-      </w:r>
-      <w:r>
-        <w:rPr>
-          <w:lang w:val="es-AR"/>
-        </w:rPr>
-        <w:tab/>
-      </w:r>
-      <w:r>
-        <w:rPr>
-          <w:sz w:val="24"/>
-          <w:lang w:val="es-AR"/>
-        </w:rPr>
-        <w:t>En Preparación</w:t>
       </w:r>
       <w:r>
         <w:rPr>
@@ -1842,47 +2091,46 @@
           <w:sz w:val="28"/>
           <w:lang w:val="es-AR"/>
         </w:rPr>
-        <w:t>Listo para enviar</w:t>
-      </w:r>
-      <w:r>
-        <w:rPr>
-          <w:lang w:val="es-AR"/>
-        </w:rPr>
-        <w:tab/>
-        <w:t>Enviado)</w:t>
-      </w:r>
-    </w:p>
-    <w:p>
-      <w:pPr>
-        <w:rPr>
-          <w:lang w:val="es-AR"/>
-        </w:rPr>
-      </w:pPr>
-    </w:p>
-    <w:p>
-      <w:pPr>
-        <w:rPr>
-          <w:lang w:val="es-AR"/>
-        </w:rPr>
-      </w:pPr>
-      <w:r>
-        <w:rPr>
-          <w:lang w:val="es-AR"/>
-        </w:rPr>
-        <w:tab/>
-      </w:r>
-      <w:proofErr w:type="spellStart"/>
-      <w:r>
-        <w:rPr>
-          <w:lang w:val="es-AR"/>
-        </w:rPr>
-        <w:t>Fecha</w:t>
-      </w:r>
-      <w:r>
-        <w:rPr>
-          <w:lang w:val="es-AR"/>
-        </w:rPr>
-        <w:t>_listo_enviar</w:t>
+        <w:t>Enviado</w:t>
+      </w:r>
+      <w:r>
+        <w:rPr>
+          <w:lang w:val="es-AR"/>
+        </w:rPr>
+        <w:t>)</w:t>
+      </w:r>
+    </w:p>
+    <w:p>
+      <w:pPr>
+        <w:rPr>
+          <w:lang w:val="es-AR"/>
+        </w:rPr>
+      </w:pPr>
+    </w:p>
+    <w:p>
+      <w:pPr>
+        <w:rPr>
+          <w:lang w:val="es-AR"/>
+        </w:rPr>
+      </w:pPr>
+      <w:r>
+        <w:rPr>
+          <w:lang w:val="es-AR"/>
+        </w:rPr>
+        <w:tab/>
+      </w:r>
+      <w:proofErr w:type="spellStart"/>
+      <w:r>
+        <w:rPr>
+          <w:lang w:val="es-AR"/>
+        </w:rPr>
+        <w:t>fecha_envi</w:t>
+      </w:r>
+      <w:r>
+        <w:rPr>
+          <w:lang w:val="es-AR"/>
+        </w:rPr>
+        <w:t>o</w:t>
       </w:r>
       <w:proofErr w:type="spellEnd"/>
       <w:r>
@@ -1916,15 +2164,15 @@
         <w:rPr>
           <w:lang w:val="es-AR"/>
         </w:rPr>
-        <w:t>Comentarios</w:t>
-      </w:r>
-      <w:r>
-        <w:rPr>
-          <w:lang w:val="es-AR"/>
-        </w:rPr>
-        <w:t>_listo_enviar</w:t>
-      </w:r>
-      <w:proofErr w:type="spellEnd"/>
+        <w:t>num_factura</w:t>
+      </w:r>
+      <w:proofErr w:type="spellEnd"/>
+      <w:r>
+        <w:rPr>
+          <w:lang w:val="es-AR"/>
+        </w:rPr>
+        <w:tab/>
+      </w:r>
       <w:r>
         <w:rPr>
           <w:lang w:val="es-AR"/>
@@ -1939,220 +2187,6 @@
         <w:t>varchar</w:t>
       </w:r>
       <w:proofErr w:type="spellEnd"/>
-    </w:p>
-    <w:p>
-      <w:pPr>
-        <w:rPr>
-          <w:lang w:val="es-AR"/>
-        </w:rPr>
-      </w:pPr>
-      <w:r>
-        <w:rPr>
-          <w:lang w:val="es-AR"/>
-        </w:rPr>
-        <w:tab/>
-      </w:r>
-    </w:p>
-    <w:p>
-      <w:pPr>
-        <w:rPr>
-          <w:lang w:val="es-AR"/>
-        </w:rPr>
-      </w:pPr>
-      <w:r>
-        <w:rPr>
-          <w:lang w:val="es-AR"/>
-        </w:rPr>
-        <w:tab/>
-        <w:t>Se completa la fecha en la que se terminó de preparar el pedido y se puede agregar algún comentario</w:t>
-      </w:r>
-    </w:p>
-    <w:p>
-      <w:pPr>
-        <w:rPr>
-          <w:lang w:val="es-AR"/>
-        </w:rPr>
-      </w:pPr>
-    </w:p>
-    <w:p>
-      <w:pPr>
-        <w:rPr>
-          <w:lang w:val="es-AR"/>
-        </w:rPr>
-      </w:pPr>
-      <w:r>
-        <w:rPr>
-          <w:lang w:val="es-AR"/>
-        </w:rPr>
-        <w:br w:type="page"/>
-      </w:r>
-    </w:p>
-    <w:p>
-      <w:pPr>
-        <w:jc w:val="center"/>
-        <w:rPr>
-          <w:lang w:val="es-AR"/>
-        </w:rPr>
-      </w:pPr>
-      <w:r>
-        <w:rPr>
-          <w:lang w:val="es-AR"/>
-        </w:rPr>
-        <w:t>(Contestado</w:t>
-      </w:r>
-      <w:r>
-        <w:rPr>
-          <w:lang w:val="es-AR"/>
-        </w:rPr>
-        <w:tab/>
-      </w:r>
-      <w:r>
-        <w:rPr>
-          <w:sz w:val="24"/>
-          <w:lang w:val="es-AR"/>
-        </w:rPr>
-        <w:t>Aprobado</w:t>
-      </w:r>
-      <w:r>
-        <w:rPr>
-          <w:lang w:val="es-AR"/>
-        </w:rPr>
-        <w:tab/>
-      </w:r>
-      <w:r>
-        <w:rPr>
-          <w:sz w:val="24"/>
-          <w:lang w:val="es-AR"/>
-        </w:rPr>
-        <w:t>En Preparación</w:t>
-      </w:r>
-      <w:r>
-        <w:rPr>
-          <w:lang w:val="es-AR"/>
-        </w:rPr>
-        <w:tab/>
-      </w:r>
-      <w:r>
-        <w:rPr>
-          <w:sz w:val="24"/>
-          <w:lang w:val="es-AR"/>
-        </w:rPr>
-        <w:t>Listo para enviar</w:t>
-      </w:r>
-      <w:r>
-        <w:rPr>
-          <w:lang w:val="es-AR"/>
-        </w:rPr>
-        <w:tab/>
-      </w:r>
-      <w:r>
-        <w:rPr>
-          <w:b/>
-          <w:sz w:val="28"/>
-          <w:lang w:val="es-AR"/>
-        </w:rPr>
-        <w:t>Enviado</w:t>
-      </w:r>
-      <w:r>
-        <w:rPr>
-          <w:lang w:val="es-AR"/>
-        </w:rPr>
-        <w:t>)</w:t>
-      </w:r>
-    </w:p>
-    <w:p>
-      <w:pPr>
-        <w:rPr>
-          <w:lang w:val="es-AR"/>
-        </w:rPr>
-      </w:pPr>
-    </w:p>
-    <w:p>
-      <w:pPr>
-        <w:rPr>
-          <w:lang w:val="es-AR"/>
-        </w:rPr>
-      </w:pPr>
-      <w:r>
-        <w:rPr>
-          <w:lang w:val="es-AR"/>
-        </w:rPr>
-        <w:tab/>
-      </w:r>
-      <w:proofErr w:type="spellStart"/>
-      <w:r>
-        <w:rPr>
-          <w:lang w:val="es-AR"/>
-        </w:rPr>
-        <w:t>fecha_envi</w:t>
-      </w:r>
-      <w:r>
-        <w:rPr>
-          <w:lang w:val="es-AR"/>
-        </w:rPr>
-        <w:t>o</w:t>
-      </w:r>
-      <w:proofErr w:type="spellEnd"/>
-      <w:r>
-        <w:rPr>
-          <w:lang w:val="es-AR"/>
-        </w:rPr>
-        <w:tab/>
-      </w:r>
-      <w:r>
-        <w:rPr>
-          <w:lang w:val="es-AR"/>
-        </w:rPr>
-        <w:tab/>
-        <w:t>date</w:t>
-      </w:r>
-    </w:p>
-    <w:p>
-      <w:pPr>
-        <w:rPr>
-          <w:lang w:val="es-AR"/>
-        </w:rPr>
-      </w:pPr>
-      <w:r>
-        <w:rPr>
-          <w:lang w:val="es-AR"/>
-        </w:rPr>
-        <w:tab/>
-      </w:r>
-      <w:proofErr w:type="spellStart"/>
-      <w:r>
-        <w:rPr>
-          <w:lang w:val="es-AR"/>
-        </w:rPr>
-        <w:t>num_factura</w:t>
-      </w:r>
-      <w:proofErr w:type="spellEnd"/>
-      <w:r>
-        <w:rPr>
-          <w:lang w:val="es-AR"/>
-        </w:rPr>
-        <w:tab/>
-      </w:r>
-      <w:r>
-        <w:rPr>
-          <w:lang w:val="es-AR"/>
-        </w:rPr>
-        <w:tab/>
-      </w:r>
-      <w:proofErr w:type="spellStart"/>
-      <w:r>
-        <w:rPr>
-          <w:lang w:val="es-AR"/>
-        </w:rPr>
-        <w:t>varchar</w:t>
-      </w:r>
-      <w:proofErr w:type="spellEnd"/>
-      <w:r>
-        <w:rPr>
-          <w:lang w:val="es-AR"/>
-        </w:rPr>
-        <w:tab/>
-      </w:r>
       <w:r>
         <w:rPr>
           <w:lang w:val="es-AR"/>
